--- a/Robot Mechanism (Lower) Detailed Report.docx
+++ b/Robot Mechanism (Lower) Detailed Report.docx
@@ -17,31 +17,43 @@
         <w:pStyle w:val="FirstParagraph"/>
       </w:pPr>
       <w:r>
-        <w:t>The robot mechanism forms the physical foundation of BoxBunny, translating the system-level intent of an intelligent boxing training partner into a stable, adjustable, and mechanically responsive prototype. While the User Interface subsystem allows the user to configure and control a training session, and the Robot Intelligence subsystem determines how the robot should respond, the Robot Mechanism subsystem is responsible for physically carrying out these behaviours through structure, actuation, motion, impact absorption, and safe load transfer.</w:t>
-      </w:r>
-    </w:p>
-    <w:p>
-      <w:pPr>
-        <w:pStyle w:val="BodyText"/>
-      </w:pPr>
-      <w:r>
-        <w:t>At the system level, the robot mechanism is not only a collection of individual mechanical parts. It is an integrated mechanical stack that must remain stable while receiving punches, adjust to different user heights, rotate to create changing boxing angles, support the upper striking mechanism, and preserve a safe operating space for the user. The lower mechanism, which is the focus of this section, consists mainly of three mechanical subsystems: the height adjustment mechanism, the footwork rotation mechanism, and the base structure. Together, these subsystems define how the robot is positioned relative to the boxer and how loads are transferred from the upper body into the ground.</w:t>
-      </w:r>
-    </w:p>
-    <w:p>
-      <w:pPr>
-        <w:pStyle w:val="BodyText"/>
-      </w:pPr>
-      <w:r>
-        <w:t>The development of the mechanism followed a systems engineering approach based on the V-Model. Instead of selecting components in isolation, the robot’s behaviour was first translated into system-level robot mechanism requirements. These requirements were then decomposed into subsystem-specific design criteria, used to guide concept generation, engineering analysis, fabrication, and validation. This ensured that each mechanical design decision could be traced back to a functional need, such as stability, user safety, configurability, or training realism.</w:t>
-      </w:r>
-    </w:p>
-    <w:p>
-      <w:pPr>
-        <w:pStyle w:val="BodyText"/>
-      </w:pPr>
-      <w:r>
-        <w:t>Although full boxing footwork would ideally require both linear forward-backward movement and yaw rotation, the current prototype prioritises static stability, height adjustment, and rotational re-angling. Linear translation was removed from the current scope so that the lower mechanism could focus on robust implementation of the most critical mechanical functions within the available project timeframe. As such, the final lower mechanism provides a stable planted base, a height-adjustable vertical structure, and a motorised yaw axis that allows the upper body to rotate and present different attack and defence lines.</w:t>
+        <w:t>The robot mechanism forms the physical foundation of BoxBunny, translating the system-level intent of an intelligent boxing training partner into a stable, adjustable, and mechanically responsive prototype. While the User Interface subsystem allows the user to configure and control a training session, and the Robot Intelligence subsystem determines how the robot should respond, the Robot Mechanism subsystem is responsible for physically carrying out these behaviours through structure, actuation, motion, imp</w:t>
+      </w:r>
+      <w:r>
+        <w:t>act absorption, and safe load transfer.</w:t>
+      </w:r>
+    </w:p>
+    <w:p>
+      <w:pPr>
+        <w:pStyle w:val="BodyText"/>
+      </w:pPr>
+      <w:r>
+        <w:t>At the system level, the robot mechanism is not only a collection of individual mechanical parts. It is an integrated mechanical stack that must remain stable while receiving punches, adjust to different user heights, rotate to create changing boxing angles, support the upper striking mechanism, and preserve a safe operating space for the user. The lower mechanism, which is the focus of this section, consists mainly of three mechanical subsystems: the height adjustment mechanism, the footwork rotation mecha</w:t>
+      </w:r>
+      <w:r>
+        <w:t>nism, and the base structure. Together, these subsystems define how the robot is positioned relative to the boxer and how loads are transferred from the upper body into the ground.</w:t>
+      </w:r>
+    </w:p>
+    <w:p>
+      <w:pPr>
+        <w:pStyle w:val="BodyText"/>
+      </w:pPr>
+      <w:r>
+        <w:t>The development of the mechanism followed a systems engineering approach based on the V-Model. Instead of selecting components in isolation, the robot’s behaviour was first translated into system-level robot mechanism requirements. These requirements were then decomposed into subsystem-specific design criteria, used to guide concept generation, engineering analysis, fabrication, and validation. This ensured that each mechanical design decision could be traced back to a functional need, such as stability, us</w:t>
+      </w:r>
+      <w:r>
+        <w:t>er safety, configurability, or training realism.</w:t>
+      </w:r>
+    </w:p>
+    <w:p>
+      <w:pPr>
+        <w:pStyle w:val="BodyText"/>
+      </w:pPr>
+      <w:r>
+        <w:t>Although full boxing footwork would ideally require both linear forward-backward movement and yaw rotation, the current prototype prioritises static stability, height adjustment, and rotational re-angling. Linear translation was removed from the current scope so that the lower mechanism could focus on robust implementation of the most critical mechanical functions within the available project timeframe. As such, the final lower mechanism provides a stable planted base, a height-adjustable vertical structure</w:t>
+      </w:r>
+      <w:r>
+        <w:t>, and a motorised yaw axis that allows the upper body to rotate and present different attack and defence lines.</w:t>
       </w:r>
     </w:p>
     <w:p>
@@ -759,7 +771,10 @@
         <w:pStyle w:val="BodyText"/>
       </w:pPr>
       <w:r>
-        <w:t xml:space="preserve">The base is the primary resistance against tipping. Its geometry determines the restoring moment available to counter punching loads. The rotation stage sits above or within this base structure and must allow yaw movement without introducing looseness, wobble, or excessive height. The height adjustment column sits above the rotation stage and must raise or lower the upper body while preserving vertical alignment. Any weakness in one subsystem affects the others. For example, excessive play in the height column would amplify </w:t>
+        <w:t>The base is the primary resistance against tipping. Its geometry determines the restoring moment available to counter punching loads. The rotation stage sits above or within this base structure and must allow yaw movement without introducing looseness, wobble, or excessive height. The height adjustment column sits above the rotation stage and must raise or lower the upper body while preserving vertical alignment. Any weakness in one subsystem affects the others. For example, excessive play in the height col</w:t>
+      </w:r>
+      <w:r>
+        <w:t xml:space="preserve">umn would amplify </w:t>
       </w:r>
       <w:r>
         <w:lastRenderedPageBreak/>
@@ -771,7 +786,10 @@
         <w:pStyle w:val="BodyText"/>
       </w:pPr>
       <w:r>
-        <w:t>Therefore, the lower mechanism was designed around load-path continuity. Punching loads are transmitted from the striking region into the upper body, then into the height-adjustment column, rotation stage, base frame, and ground. The design intent is that each subsystem performs its own role without forcing another subsystem to carry loads it was not designed for. In particular, the screw jack should primarily carry axial lifting load, while the telescopic column should resist lateral forces and overturning moments. Similarly, the slewing bearing should support yaw rotation and combined loads, while outboard supports and the base geometry improve anti-tilt stability.</w:t>
+        <w:t>Therefore, the lower mechanism was designed around load-path continuity. Punching loads are transmitted from the striking region into the upper body, then into the height-adjustment column, rotation stage, base frame, and ground. The design intent is that each subsystem performs its own role without forcing another subsystem to carry loads it was not designed for. In particular, the screw jack should primarily carry axial lifting load, while the telescopic column should resist lateral forces and overturning</w:t>
+      </w:r>
+      <w:r>
+        <w:t xml:space="preserve"> moments. Similarly, the slewing bearing should support yaw rotation and combined loads, while outboard supports and the base geometry improve anti-tilt stability.</w:t>
       </w:r>
     </w:p>
     <w:p>
@@ -2718,6 +2736,7 @@
     <w:p>
       <w:pPr>
         <w:pStyle w:val="BodyText"/>
+        <w:spacing w:before="0" w:after="0"/>
       </w:pPr>
       <w:r>
         <w:t>The final design consists of:</w:t>
@@ -2848,7 +2867,7 @@
         <w:pStyle w:val="Compact"/>
         <w:numPr>
           <w:ilvl w:val="0"/>
-          <w:numId w:val="2"/>
+          <w:numId w:val="13"/>
         </w:numPr>
         <w:jc w:val="left"/>
       </w:pPr>
@@ -2861,7 +2880,7 @@
         <w:pStyle w:val="Compact"/>
         <w:numPr>
           <w:ilvl w:val="0"/>
-          <w:numId w:val="2"/>
+          <w:numId w:val="13"/>
         </w:numPr>
         <w:jc w:val="left"/>
       </w:pPr>
@@ -2874,7 +2893,7 @@
         <w:pStyle w:val="Compact"/>
         <w:numPr>
           <w:ilvl w:val="0"/>
-          <w:numId w:val="2"/>
+          <w:numId w:val="13"/>
         </w:numPr>
         <w:jc w:val="left"/>
       </w:pPr>
@@ -2887,7 +2906,7 @@
         <w:pStyle w:val="Compact"/>
         <w:numPr>
           <w:ilvl w:val="0"/>
-          <w:numId w:val="2"/>
+          <w:numId w:val="13"/>
         </w:numPr>
         <w:jc w:val="left"/>
       </w:pPr>
@@ -2900,7 +2919,7 @@
         <w:pStyle w:val="Compact"/>
         <w:numPr>
           <w:ilvl w:val="0"/>
-          <w:numId w:val="2"/>
+          <w:numId w:val="13"/>
         </w:numPr>
         <w:jc w:val="left"/>
       </w:pPr>
@@ -2913,7 +2932,7 @@
         <w:pStyle w:val="Compact"/>
         <w:numPr>
           <w:ilvl w:val="0"/>
-          <w:numId w:val="2"/>
+          <w:numId w:val="13"/>
         </w:numPr>
         <w:jc w:val="left"/>
       </w:pPr>
@@ -3025,6 +3044,7 @@
       <w:pPr>
         <w:pStyle w:val="BodyText"/>
         <w:spacing w:before="0" w:after="0"/>
+        <w:ind w:left="720"/>
       </w:pPr>
       <w:r>
         <w:t>Outer tube height = stroke + retained overlap</w:t>
@@ -3034,6 +3054,7 @@
       <w:pPr>
         <w:pStyle w:val="BodyText"/>
         <w:spacing w:before="0" w:after="0"/>
+        <w:ind w:left="720"/>
       </w:pPr>
       <w:r>
         <w:t>Outer tube height = 400 mm + 200 mm</w:t>
@@ -3043,6 +3064,7 @@
       <w:pPr>
         <w:pStyle w:val="BodyText"/>
         <w:spacing w:before="0" w:after="0"/>
+        <w:ind w:left="720"/>
       </w:pPr>
       <w:r>
         <w:t>Outer tube height = 600 mm</w:t>
@@ -3078,6 +3100,7 @@
       <w:pPr>
         <w:pStyle w:val="BodyText"/>
         <w:spacing w:before="0" w:after="0"/>
+        <w:ind w:left="720"/>
       </w:pPr>
       <w:r>
         <w:t>Hoist speed = 0.75 m/min</w:t>
@@ -3087,6 +3110,7 @@
       <w:pPr>
         <w:pStyle w:val="BodyText"/>
         <w:spacing w:before="0" w:after="0"/>
+        <w:ind w:left="720"/>
       </w:pPr>
       <w:r>
         <w:t>Convert to mm/s:</w:t>
@@ -3096,6 +3120,7 @@
       <w:pPr>
         <w:pStyle w:val="BodyText"/>
         <w:spacing w:before="0" w:after="0"/>
+        <w:ind w:left="720"/>
       </w:pPr>
       <w:r>
         <w:t>0.75 m/min = 750 mm/min</w:t>
@@ -3105,6 +3130,7 @@
       <w:pPr>
         <w:pStyle w:val="BodyText"/>
         <w:spacing w:before="0" w:after="0"/>
+        <w:ind w:left="720"/>
       </w:pPr>
       <w:r>
         <w:t>750 mm/min / 60 = 12.5 mm/s</w:t>
@@ -3114,6 +3140,7 @@
       <w:pPr>
         <w:pStyle w:val="BodyText"/>
         <w:spacing w:before="0" w:after="0"/>
+        <w:ind w:left="720"/>
       </w:pPr>
       <w:r>
         <w:t>For 400 mm stroke:</w:t>
@@ -3123,6 +3150,7 @@
       <w:pPr>
         <w:pStyle w:val="BodyText"/>
         <w:spacing w:before="0" w:after="0"/>
+        <w:ind w:left="720"/>
       </w:pPr>
       <w:r>
         <w:t>Travel time = 400 mm / 12.5 mm/s</w:t>
@@ -3132,6 +3160,7 @@
       <w:pPr>
         <w:pStyle w:val="BodyText"/>
         <w:spacing w:before="0" w:after="0"/>
+        <w:ind w:left="720"/>
       </w:pPr>
       <w:r>
         <w:t>Travel time = 32 s</w:t>
@@ -3159,6 +3188,7 @@
     <w:p>
       <w:pPr>
         <w:pStyle w:val="FirstParagraph"/>
+        <w:spacing w:before="0" w:after="0"/>
       </w:pPr>
       <w:r>
         <w:t>If the design were to achieve the preferred 10 s full-stroke adjustment:</w:t>
@@ -3168,6 +3198,7 @@
       <w:pPr>
         <w:pStyle w:val="BodyText"/>
         <w:spacing w:before="0" w:after="0"/>
+        <w:ind w:left="720"/>
       </w:pPr>
       <w:r>
         <w:t>Required speed = 400 mm / 10 s</w:t>
@@ -3177,6 +3208,7 @@
       <w:pPr>
         <w:pStyle w:val="BodyText"/>
         <w:spacing w:before="0" w:after="0"/>
+        <w:ind w:left="720"/>
       </w:pPr>
       <w:r>
         <w:t>Required speed = 40 mm/s</w:t>
@@ -3195,6 +3227,7 @@
       <w:pPr>
         <w:pStyle w:val="BodyText"/>
         <w:spacing w:before="0" w:after="0"/>
+        <w:ind w:left="720"/>
       </w:pPr>
       <w:r>
         <w:t>40 mm/s × 60 = 2400 mm/min</w:t>
@@ -3204,6 +3237,7 @@
       <w:pPr>
         <w:pStyle w:val="BodyText"/>
         <w:spacing w:before="0" w:after="0"/>
+        <w:ind w:left="720"/>
       </w:pPr>
       <w:r>
         <w:t>2400 mm/min = 2.4 m/min</w:t>
@@ -3239,6 +3273,7 @@
       <w:pPr>
         <w:pStyle w:val="BodyText"/>
         <w:spacing w:before="0" w:after="0"/>
+        <w:ind w:firstLine="720"/>
       </w:pPr>
       <w:r>
         <w:t>m = 15 kg</w:t>
@@ -3257,6 +3292,7 @@
       <w:pPr>
         <w:pStyle w:val="BodyText"/>
         <w:spacing w:before="0" w:after="0"/>
+        <w:ind w:left="720"/>
       </w:pPr>
       <w:r>
         <w:t>W = 15 × 9.81</w:t>
@@ -3266,6 +3302,7 @@
       <w:pPr>
         <w:pStyle w:val="BodyText"/>
         <w:spacing w:before="0" w:after="0"/>
+        <w:ind w:left="720"/>
       </w:pPr>
       <w:r>
         <w:t>W = 147.15 N</w:t>
@@ -3284,6 +3321,7 @@
       <w:pPr>
         <w:pStyle w:val="BodyText"/>
         <w:spacing w:before="0" w:after="0"/>
+        <w:ind w:left="720"/>
       </w:pPr>
       <w:proofErr w:type="spellStart"/>
       <w:r>
@@ -3298,6 +3336,7 @@
       <w:pPr>
         <w:pStyle w:val="BodyText"/>
         <w:spacing w:before="0" w:after="0"/>
+        <w:ind w:left="720"/>
       </w:pPr>
       <w:proofErr w:type="spellStart"/>
       <w:r>
@@ -3314,17 +3353,18 @@
         <w:spacing w:before="0" w:after="0"/>
       </w:pPr>
       <w:r>
+        <w:t>Equivalent mass:</w:t>
+      </w:r>
+    </w:p>
+    <w:p>
+      <w:pPr>
+        <w:pStyle w:val="BodyText"/>
+        <w:spacing w:before="0" w:after="0"/>
+        <w:ind w:left="720"/>
+      </w:pPr>
+      <w:proofErr w:type="spellStart"/>
+      <w:r>
         <w:lastRenderedPageBreak/>
-        <w:t>Equivalent mass:</w:t>
-      </w:r>
-    </w:p>
-    <w:p>
-      <w:pPr>
-        <w:pStyle w:val="BodyText"/>
-        <w:spacing w:before="0" w:after="0"/>
-      </w:pPr>
-      <w:proofErr w:type="spellStart"/>
-      <w:r>
         <w:t>m_equivalent</w:t>
       </w:r>
       <w:proofErr w:type="spellEnd"/>
@@ -3336,6 +3376,7 @@
       <w:pPr>
         <w:pStyle w:val="BodyText"/>
         <w:spacing w:before="0" w:after="0"/>
+        <w:ind w:left="720"/>
       </w:pPr>
       <w:proofErr w:type="spellStart"/>
       <w:r>
@@ -3443,6 +3484,7 @@
     <w:p>
       <w:pPr>
         <w:pStyle w:val="BodyText"/>
+        <w:spacing w:before="0" w:after="0"/>
       </w:pPr>
       <w:r>
         <w:t>The final assembly therefore performs as a combined lifting and structural guide system:</w:t>
@@ -3559,6 +3601,7 @@
     <w:p>
       <w:pPr>
         <w:pStyle w:val="BodyText"/>
+        <w:spacing w:before="0" w:after="0"/>
       </w:pPr>
       <w:r>
         <w:t>The remaining validation work should include:</w:t>
@@ -3709,6 +3752,7 @@
     <w:p>
       <w:pPr>
         <w:pStyle w:val="BodyText"/>
+        <w:spacing w:before="0" w:after="0"/>
       </w:pPr>
       <w:r>
         <w:t>The key system requirement for this subsystem is RM-4: the robot should achieve yaw re-orientation at an angular velocity of at least 150°/s. This value was selected because the rotation must feel responsive enough for boxing training. In practical terms, a 90° rotation at 150°/s takes:</w:t>
@@ -3717,6 +3761,8 @@
     <w:p>
       <w:pPr>
         <w:pStyle w:val="BodyText"/>
+        <w:spacing w:before="0" w:after="0"/>
+        <w:ind w:left="720"/>
       </w:pPr>
       <w:r>
         <w:t>Time = Angle / Angular velocity</w:t>
@@ -3725,6 +3771,8 @@
     <w:p>
       <w:pPr>
         <w:pStyle w:val="BodyText"/>
+        <w:spacing w:before="0" w:after="0"/>
+        <w:ind w:left="720"/>
       </w:pPr>
       <w:r>
         <w:t>Time = 90° / 150°/s</w:t>
@@ -3733,6 +3781,8 @@
     <w:p>
       <w:pPr>
         <w:pStyle w:val="BodyText"/>
+        <w:spacing w:before="0" w:after="0"/>
+        <w:ind w:left="720"/>
       </w:pPr>
       <w:r>
         <w:t>Time = 0.6 s</w:t>
@@ -3741,6 +3791,13 @@
     <w:p>
       <w:pPr>
         <w:pStyle w:val="BodyText"/>
+        <w:spacing w:before="0" w:after="0"/>
+      </w:pPr>
+    </w:p>
+    <w:p>
+      <w:pPr>
+        <w:pStyle w:val="BodyText"/>
+        <w:spacing w:before="0" w:after="0"/>
       </w:pPr>
       <w:r>
         <w:t>Therefore, RM-4 can also be interpreted as the robot being able to complete a 90° yaw reorientation in approximately 0.6 s or less.</w:t>
@@ -3749,6 +3806,8 @@
     <w:p>
       <w:pPr>
         <w:pStyle w:val="BodyText"/>
+        <w:spacing w:before="0" w:after="0"/>
+        <w:ind w:left="720"/>
       </w:pPr>
       <w:r>
         <w:t>In rotational speed terms:</w:t>
@@ -3757,6 +3816,8 @@
     <w:p>
       <w:pPr>
         <w:pStyle w:val="BodyText"/>
+        <w:spacing w:before="0" w:after="0"/>
+        <w:ind w:left="720"/>
       </w:pPr>
       <w:r>
         <w:t>150°/s = 150 / 360 revolutions per second</w:t>
@@ -3765,6 +3826,8 @@
     <w:p>
       <w:pPr>
         <w:pStyle w:val="BodyText"/>
+        <w:spacing w:before="0" w:after="0"/>
+        <w:ind w:left="720"/>
       </w:pPr>
       <w:r>
         <w:t>150°/s = 0.4167 rev/s</w:t>
@@ -3773,6 +3836,8 @@
     <w:p>
       <w:pPr>
         <w:pStyle w:val="BodyText"/>
+        <w:spacing w:before="0" w:after="0"/>
+        <w:ind w:left="720"/>
       </w:pPr>
       <w:r>
         <w:t>0.4167 rev/s × 60 = 25 rpm</w:t>
@@ -3781,6 +3846,7 @@
     <w:p>
       <w:pPr>
         <w:pStyle w:val="BodyText"/>
+        <w:spacing w:before="0" w:after="0"/>
       </w:pPr>
       <w:r>
         <w:t>Thus, the target yaw output speed is approximately 25 rpm.</w:t>
@@ -3789,14 +3855,35 @@
     <w:p>
       <w:pPr>
         <w:pStyle w:val="BodyText"/>
-      </w:pPr>
-      <w:r>
-        <w:t>During earlier discussion, a slower rotation case of 90° in 2.0 s was also considered. This would correspond to:</w:t>
-      </w:r>
-    </w:p>
-    <w:p>
-      <w:pPr>
-        <w:pStyle w:val="BodyText"/>
+        <w:spacing w:before="0" w:after="0"/>
+      </w:pPr>
+    </w:p>
+    <w:p>
+      <w:pPr>
+        <w:pStyle w:val="BodyText"/>
+        <w:spacing w:before="0" w:after="0"/>
+      </w:pPr>
+      <w:r>
+        <w:t>During earlier discussion, a slower rotation case of 90° in 2.0 s was also considered</w:t>
+      </w:r>
+      <w:r>
+        <w:t xml:space="preserve">, </w:t>
+      </w:r>
+      <w:r>
+        <w:t>correspond</w:t>
+      </w:r>
+      <w:r>
+        <w:t xml:space="preserve">ing </w:t>
+      </w:r>
+      <w:r>
+        <w:t>to:</w:t>
+      </w:r>
+    </w:p>
+    <w:p>
+      <w:pPr>
+        <w:pStyle w:val="BodyText"/>
+        <w:spacing w:before="0" w:after="0"/>
+        <w:ind w:left="720"/>
       </w:pPr>
       <w:r>
         <w:t>Angular velocity = 90° / 2.0 s = 45°/s</w:t>
@@ -3805,6 +3892,8 @@
     <w:p>
       <w:pPr>
         <w:pStyle w:val="BodyText"/>
+        <w:spacing w:before="0" w:after="0"/>
+        <w:ind w:left="720"/>
       </w:pPr>
       <w:r>
         <w:t>45°/s = 45 / 360 rev/s = 0.125 rev/s</w:t>
@@ -3813,6 +3902,8 @@
     <w:p>
       <w:pPr>
         <w:pStyle w:val="BodyText"/>
+        <w:spacing w:before="0" w:after="0"/>
+        <w:ind w:left="720"/>
       </w:pPr>
       <w:r>
         <w:t>0.125 rev/s × 60 = 7.5 rpm</w:t>
@@ -3839,7 +3930,6 @@
         <w:pStyle w:val="Heading2"/>
       </w:pPr>
       <w:r>
-        <w:lastRenderedPageBreak/>
         <w:t>5.2.2.2 Key Numerical Requirements and Design Values</w:t>
       </w:r>
     </w:p>
@@ -4044,6 +4134,7 @@
               <w:jc w:val="left"/>
             </w:pPr>
             <w:r>
+              <w:lastRenderedPageBreak/>
               <w:t>Equivalent target output speed</w:t>
             </w:r>
           </w:p>
@@ -4756,7 +4847,6 @@
               <w:jc w:val="left"/>
             </w:pPr>
             <w:r>
-              <w:lastRenderedPageBreak/>
               <w:t>Theoretical output speed</w:t>
             </w:r>
           </w:p>
@@ -4997,6 +5087,7 @@
               <w:jc w:val="left"/>
             </w:pPr>
             <w:r>
+              <w:lastRenderedPageBreak/>
               <w:t>Belt width</w:t>
             </w:r>
           </w:p>
@@ -5703,7 +5794,6 @@
               <w:jc w:val="left"/>
             </w:pPr>
             <w:r>
-              <w:lastRenderedPageBreak/>
               <w:t>UDP reliability criterion</w:t>
             </w:r>
           </w:p>
@@ -5815,6 +5905,7 @@
         <w:pStyle w:val="Heading2"/>
       </w:pPr>
       <w:r>
+        <w:lastRenderedPageBreak/>
         <w:t>5.2.2.3 Design Considerations</w:t>
       </w:r>
     </w:p>
@@ -5914,11 +6005,7 @@
         <w:pStyle w:val="BodyText"/>
       </w:pPr>
       <w:r>
-        <w:t xml:space="preserve">The selected bearing type was a four-point contact ball slewing ring, specifically the 010.10.120 non-geared slewing ring. This bearing type provides a practical balance between combined-load capability, stiffness, cost, </w:t>
-      </w:r>
-      <w:r>
-        <w:lastRenderedPageBreak/>
-        <w:t>availability, and ease of integration. It supports axial, radial, and overturning moment loads while remaining suitable for a student-level prototype.</w:t>
+        <w:t>The selected bearing type was a four-point contact ball slewing ring, specifically the 010.10.120 non-geared slewing ring. This bearing type provides a practical balance between combined-load capability, stiffness, cost, availability, and ease of integration. It supports axial, radial, and overturning moment loads while remaining suitable for a student-level prototype.</w:t>
       </w:r>
     </w:p>
     <w:p>
@@ -5952,7 +6039,57 @@
         <w:pStyle w:val="BodyText"/>
       </w:pPr>
       <w:r>
+        <w:lastRenderedPageBreak/>
         <w:t>However, this solution was rejected because it was over-engineered for the actual prototype needs. It was structurally capable, but it introduced excessive mass, cost, shipping difficulty, handling difficulty, and motor power demand. For a university prototype, these disadvantages outweighed the benefit of having an integrated gear.</w:t>
+      </w:r>
+      <w:r>
+        <w:t xml:space="preserve"> </w:t>
+      </w:r>
+      <w:r>
+        <w:rPr>
+          <w:i/>
+          <w:iCs/>
+        </w:rPr>
+        <w:t>*</w:t>
+      </w:r>
+      <w:r>
+        <w:rPr>
+          <w:b/>
+          <w:bCs/>
+          <w:i/>
+          <w:iCs/>
+        </w:rPr>
+        <w:t>TLDR</w:t>
+      </w:r>
+      <w:r>
+        <w:rPr>
+          <w:i/>
+          <w:iCs/>
+        </w:rPr>
+        <w:t xml:space="preserve">: </w:t>
+      </w:r>
+      <w:r>
+        <w:rPr>
+          <w:i/>
+          <w:iCs/>
+        </w:rPr>
+        <w:t xml:space="preserve">properly spec-ed slewing ring bearing (external diameter) resulted in 60kg in mass, increasing the shipping cost in </w:t>
+      </w:r>
+      <w:proofErr w:type="spellStart"/>
+      <w:r>
+        <w:rPr>
+          <w:i/>
+          <w:iCs/>
+        </w:rPr>
+        <w:t>TaoBao</w:t>
+      </w:r>
+      <w:proofErr w:type="spellEnd"/>
+      <w:r>
+        <w:rPr>
+          <w:i/>
+          <w:iCs/>
+        </w:rPr>
+        <w:t>*</w:t>
       </w:r>
     </w:p>
     <w:p>
@@ -6053,31 +6190,31 @@
         <w:pStyle w:val="Heading2"/>
       </w:pPr>
       <w:r>
+        <w:t>5.2.2.4 Concept Generation and Selection</w:t>
+      </w:r>
+    </w:p>
+    <w:p>
+      <w:pPr>
+        <w:pStyle w:val="FirstParagraph"/>
+      </w:pPr>
+      <w:r>
+        <w:t>The rotation subsystem progressed through several concept decisions.</w:t>
+      </w:r>
+    </w:p>
+    <w:p>
+      <w:pPr>
+        <w:pStyle w:val="BodyText"/>
+      </w:pPr>
+      <w:r>
+        <w:t>The first decision was the overall footwork architecture. Omnidirectional wheels were rejected because they depend strongly on floor condition and are vulnerable to pose creep on gym mats. Decoupled axes were preferred because they provide stiffer, more repeatable motion under punching disturbances. In the current prototype, only the yaw axis was retained, while linear footwork was descoped.</w:t>
+      </w:r>
+    </w:p>
+    <w:p>
+      <w:pPr>
+        <w:pStyle w:val="BodyText"/>
+      </w:pPr>
+      <w:r>
         <w:lastRenderedPageBreak/>
-        <w:t>5.2.2.4 Concept Generation and Selection</w:t>
-      </w:r>
-    </w:p>
-    <w:p>
-      <w:pPr>
-        <w:pStyle w:val="FirstParagraph"/>
-      </w:pPr>
-      <w:r>
-        <w:t>The rotation subsystem progressed through several concept decisions.</w:t>
-      </w:r>
-    </w:p>
-    <w:p>
-      <w:pPr>
-        <w:pStyle w:val="BodyText"/>
-      </w:pPr>
-      <w:r>
-        <w:t>The first decision was the overall footwork architecture. Omnidirectional wheels were rejected because they depend strongly on floor condition and are vulnerable to pose creep on gym mats. Decoupled axes were preferred because they provide stiffer, more repeatable motion under punching disturbances. In the current prototype, only the yaw axis was retained, while linear footwork was descoped.</w:t>
-      </w:r>
-    </w:p>
-    <w:p>
-      <w:pPr>
-        <w:pStyle w:val="BodyText"/>
-      </w:pPr>
-      <w:r>
         <w:t>The second decision was rotary support selection. A lazy-Susan bearing was rejected because it did not provide sufficient moment capacity or stiffness. A cross-roller bearing was not selected because it was too expensive and unnecessarily high-performance. The four-point contact slewing ring was selected because it provided the best balance between structural capability and prototype practicality.</w:t>
       </w:r>
     </w:p>
@@ -6116,6 +6253,7 @@
     <w:p>
       <w:pPr>
         <w:pStyle w:val="BodyText"/>
+        <w:spacing w:before="0" w:after="0"/>
       </w:pPr>
       <w:r>
         <w:t>The final rotation concept is therefore a low-profile yaw module consisting of:</w:t>
@@ -6323,181 +6461,253 @@
     <w:p>
       <w:pPr>
         <w:pStyle w:val="BodyText"/>
-      </w:pPr>
+        <w:spacing w:before="0" w:after="0"/>
+      </w:pPr>
+      <w:r>
+        <w:t>The target yaw speed is 150°/s, equivalent to 25 rpm at the rotating stage. The selected BLDC motor and gearbox provide an output speed of approximately 120 rpm at the gearbox output shaft. Therefore, the ideal reduction ratio is:</w:t>
+      </w:r>
+    </w:p>
+    <w:p>
+      <w:pPr>
+        <w:pStyle w:val="BodyText"/>
+        <w:spacing w:before="0" w:after="0"/>
+        <w:ind w:left="720"/>
+      </w:pPr>
+      <w:r>
+        <w:t xml:space="preserve">i = </w:t>
+      </w:r>
+      <w:proofErr w:type="spellStart"/>
+      <w:r>
+        <w:t>n_in</w:t>
+      </w:r>
+      <w:proofErr w:type="spellEnd"/>
+      <w:r>
+        <w:t xml:space="preserve"> / </w:t>
+      </w:r>
+      <w:proofErr w:type="spellStart"/>
+      <w:r>
+        <w:t>n_out</w:t>
+      </w:r>
+      <w:proofErr w:type="spellEnd"/>
+    </w:p>
+    <w:p>
+      <w:pPr>
+        <w:pStyle w:val="BodyText"/>
+        <w:spacing w:before="0" w:after="0"/>
+        <w:ind w:left="720"/>
+      </w:pPr>
+      <w:r>
+        <w:t>i = 120 rpm / 25 rpm</w:t>
+      </w:r>
+    </w:p>
+    <w:p>
+      <w:pPr>
+        <w:pStyle w:val="BodyText"/>
+        <w:spacing w:before="0" w:after="0"/>
+        <w:ind w:left="720"/>
+      </w:pPr>
+      <w:r>
+        <w:t>i = 4.8</w:t>
+      </w:r>
+    </w:p>
+    <w:p>
+      <w:pPr>
+        <w:pStyle w:val="BodyText"/>
+      </w:pPr>
+      <w:r>
+        <w:t>This means the ideal belt stage would reduce the motor gearbox output by approximately 4.8:1.</w:t>
+      </w:r>
+    </w:p>
+    <w:p>
+      <w:pPr>
+        <w:pStyle w:val="BodyText"/>
+      </w:pPr>
+      <w:r>
+        <w:t xml:space="preserve">However, pulley selection could not be based only on the ideal ratio. The large pulley had to integrate physically with the slewing bearing inner-ring geometry. The pulley also needed to allow screw-through fastening into the threaded mounting holes of the rotating interface. This caused the large pulley to be changed from the earlier </w:t>
+      </w:r>
       <w:r>
         <w:lastRenderedPageBreak/>
-        <w:t>The target yaw speed is 150°/s, equivalent to 25 rpm at the rotating stage. The selected BLDC motor and gearbox provide an output speed of approximately 120 rpm at the gearbox output shaft. Therefore, the ideal reduction ratio is:</w:t>
-      </w:r>
-    </w:p>
-    <w:p>
-      <w:pPr>
-        <w:pStyle w:val="BodyText"/>
-      </w:pPr>
-      <w:r>
-        <w:t xml:space="preserve">i = </w:t>
-      </w:r>
+        <w:t>60-tooth concept to a 70-tooth pulley. The change was not made purely for speed ratio; it was mainly a packaging and fastening decision.</w:t>
+      </w:r>
+    </w:p>
+    <w:p>
+      <w:pPr>
+        <w:pStyle w:val="BodyText"/>
+        <w:spacing w:before="0" w:after="0"/>
+      </w:pPr>
+      <w:r>
+        <w:t>The final selected pulleys were:</w:t>
+      </w:r>
+    </w:p>
+    <w:p>
+      <w:pPr>
+        <w:pStyle w:val="BodyText"/>
+        <w:spacing w:before="0" w:after="0"/>
+        <w:ind w:left="720"/>
+      </w:pPr>
+      <w:r>
+        <w:t>Small pulley = 20 teeth</w:t>
+      </w:r>
+    </w:p>
+    <w:p>
+      <w:pPr>
+        <w:pStyle w:val="BodyText"/>
+        <w:spacing w:before="0" w:after="0"/>
+        <w:ind w:left="720"/>
+      </w:pPr>
+      <w:r>
+        <w:t>Large pulley = 70 teeth</w:t>
+      </w:r>
+    </w:p>
+    <w:p>
+      <w:pPr>
+        <w:pStyle w:val="BodyText"/>
+        <w:spacing w:before="0" w:after="0"/>
+        <w:ind w:left="720"/>
+      </w:pPr>
+      <w:r>
+        <w:t>Final ratio = 70 / 20 = 3.5</w:t>
+      </w:r>
+    </w:p>
+    <w:p>
+      <w:pPr>
+        <w:pStyle w:val="BodyText"/>
+        <w:spacing w:before="0" w:after="0"/>
+      </w:pPr>
+    </w:p>
+    <w:p>
+      <w:pPr>
+        <w:pStyle w:val="BodyText"/>
+        <w:spacing w:before="0" w:after="0"/>
+      </w:pPr>
+      <w:r>
+        <w:t>This final 3.5:1 ratio is lower than the ideal 4.8:1 reduction. Therefore, the output speed becomes higher than the original 25 rpm target:</w:t>
+      </w:r>
+    </w:p>
+    <w:p>
+      <w:pPr>
+        <w:pStyle w:val="BodyText"/>
+        <w:spacing w:before="0" w:after="0"/>
+        <w:ind w:left="720"/>
+      </w:pPr>
+      <w:r>
+        <w:t>Output speed = 120 rpm / 3.5</w:t>
+      </w:r>
+    </w:p>
+    <w:p>
+      <w:pPr>
+        <w:pStyle w:val="BodyText"/>
+        <w:spacing w:before="0" w:after="0"/>
+        <w:ind w:left="720"/>
+      </w:pPr>
+      <w:r>
+        <w:t>Output speed = 34.3 rpm</w:t>
+      </w:r>
+    </w:p>
+    <w:p>
+      <w:pPr>
+        <w:pStyle w:val="BodyText"/>
+        <w:spacing w:before="0" w:after="0"/>
+      </w:pPr>
+    </w:p>
+    <w:p>
+      <w:pPr>
+        <w:pStyle w:val="BodyText"/>
+        <w:spacing w:before="0" w:after="0"/>
+      </w:pPr>
+      <w:r>
+        <w:t>Converting this to angular velocity:</w:t>
+      </w:r>
+    </w:p>
+    <w:p>
+      <w:pPr>
+        <w:pStyle w:val="BodyText"/>
+        <w:spacing w:before="0" w:after="0"/>
+        <w:ind w:left="720"/>
+      </w:pPr>
+      <w:r>
+        <w:t>Angular velocity = 34.3 rpm × 360° / 60 s</w:t>
+      </w:r>
+    </w:p>
+    <w:p>
+      <w:pPr>
+        <w:pStyle w:val="BodyText"/>
+        <w:spacing w:before="0" w:after="0"/>
+        <w:ind w:left="720"/>
+      </w:pPr>
+      <w:r>
+        <w:t>Angular velocity = 205.7°/s</w:t>
+      </w:r>
+    </w:p>
+    <w:p>
+      <w:pPr>
+        <w:pStyle w:val="BodyText"/>
+      </w:pPr>
+      <w:r>
+        <w:t>This means the final pulley ratio theoretically exceeds the 150°/s requirement. However, this should not be overclaimed as a fully validated result because the calculation assumes the motor can achieve the required speed under the actual inertia and load of the assembled robot. Therefore, the final report should state that the transmission has sufficient theoretical speed capability, while physical yaw speed testing is still required.</w:t>
+      </w:r>
+    </w:p>
+    <w:p>
+      <w:pPr>
+        <w:pStyle w:val="Heading3"/>
+      </w:pPr>
+      <w:bookmarkStart w:id="33" w:name="pulley-pitch-diameter-calculation"/>
+      <w:r>
+        <w:t>Pulley Pitch Diameter Calculation</w:t>
+      </w:r>
+    </w:p>
+    <w:p>
+      <w:pPr>
+        <w:pStyle w:val="FirstParagraph"/>
+      </w:pPr>
+      <w:r>
+        <w:t>The S8M belt has a pitch of 8 mm.</w:t>
+      </w:r>
+    </w:p>
+    <w:p>
+      <w:pPr>
+        <w:pStyle w:val="BodyText"/>
+        <w:spacing w:before="0" w:after="0"/>
+      </w:pPr>
+      <w:r>
+        <w:t>For the 20-tooth pulley:</w:t>
+      </w:r>
+    </w:p>
+    <w:p>
+      <w:pPr>
+        <w:pStyle w:val="BodyText"/>
+        <w:spacing w:before="0" w:after="0"/>
+        <w:ind w:left="720"/>
+      </w:pPr>
       <w:proofErr w:type="spellStart"/>
       <w:r>
-        <w:t>n_in</w:t>
+        <w:t>d_p</w:t>
       </w:r>
       <w:proofErr w:type="spellEnd"/>
       <w:r>
-        <w:t xml:space="preserve"> / </w:t>
-      </w:r>
+        <w:t xml:space="preserve"> = pitch × teeth / π</w:t>
+      </w:r>
+    </w:p>
+    <w:p>
+      <w:pPr>
+        <w:pStyle w:val="BodyText"/>
+        <w:spacing w:before="0" w:after="0"/>
+        <w:ind w:left="720"/>
+      </w:pPr>
       <w:proofErr w:type="spellStart"/>
       <w:r>
-        <w:t>n_out</w:t>
+        <w:t>d_p</w:t>
       </w:r>
       <w:proofErr w:type="spellEnd"/>
-    </w:p>
-    <w:p>
-      <w:pPr>
-        <w:pStyle w:val="BodyText"/>
-      </w:pPr>
-      <w:r>
-        <w:t>i = 120 rpm / 25 rpm</w:t>
-      </w:r>
-    </w:p>
-    <w:p>
-      <w:pPr>
-        <w:pStyle w:val="BodyText"/>
-      </w:pPr>
-      <w:r>
-        <w:t>i = 4.8</w:t>
-      </w:r>
-    </w:p>
-    <w:p>
-      <w:pPr>
-        <w:pStyle w:val="BodyText"/>
-      </w:pPr>
-      <w:r>
-        <w:t>This means the ideal belt stage would reduce the motor gearbox output by approximately 4.8:1.</w:t>
-      </w:r>
-    </w:p>
-    <w:p>
-      <w:pPr>
-        <w:pStyle w:val="BodyText"/>
-      </w:pPr>
-      <w:r>
-        <w:t>However, pulley selection could not be based only on the ideal ratio. The large pulley had to integrate physically with the slewing bearing inner-ring geometry. The pulley also needed to allow screw-through fastening into the threaded mounting holes of the rotating interface. This caused the large pulley to be changed from the earlier 60-tooth concept to a 70-tooth pulley. The change was not made purely for speed ratio; it was mainly a packaging and fastening decision.</w:t>
-      </w:r>
-    </w:p>
-    <w:p>
-      <w:pPr>
-        <w:pStyle w:val="BodyText"/>
-      </w:pPr>
-      <w:r>
-        <w:t>The final selected pulleys were:</w:t>
-      </w:r>
-    </w:p>
-    <w:p>
-      <w:pPr>
-        <w:pStyle w:val="BodyText"/>
-      </w:pPr>
-      <w:r>
-        <w:t>Small pulley = 20 teeth</w:t>
-      </w:r>
-    </w:p>
-    <w:p>
-      <w:pPr>
-        <w:pStyle w:val="BodyText"/>
-      </w:pPr>
-      <w:r>
-        <w:t>Large pulley = 70 teeth</w:t>
-      </w:r>
-    </w:p>
-    <w:p>
-      <w:pPr>
-        <w:pStyle w:val="BodyText"/>
-      </w:pPr>
-      <w:r>
-        <w:t>Final ratio = 70 / 20 = 3.5</w:t>
-      </w:r>
-    </w:p>
-    <w:p>
-      <w:pPr>
-        <w:pStyle w:val="BodyText"/>
-      </w:pPr>
-      <w:r>
-        <w:t>This final 3.5:1 ratio is lower than the ideal 4.8:1 reduction. Therefore, the output speed becomes higher than the original 25 rpm target:</w:t>
-      </w:r>
-    </w:p>
-    <w:p>
-      <w:pPr>
-        <w:pStyle w:val="BodyText"/>
-      </w:pPr>
-      <w:r>
-        <w:t>Output speed = 120 rpm / 3.5</w:t>
-      </w:r>
-    </w:p>
-    <w:p>
-      <w:pPr>
-        <w:pStyle w:val="BodyText"/>
-      </w:pPr>
-      <w:r>
-        <w:t>Output speed = 34.3 rpm</w:t>
-      </w:r>
-    </w:p>
-    <w:p>
-      <w:pPr>
-        <w:pStyle w:val="BodyText"/>
-      </w:pPr>
-      <w:r>
-        <w:t>Converting this to angular velocity:</w:t>
-      </w:r>
-    </w:p>
-    <w:p>
-      <w:pPr>
-        <w:pStyle w:val="BodyText"/>
-      </w:pPr>
-      <w:r>
-        <w:t>Angular velocity = 34.3 rpm × 360° / 60 s</w:t>
-      </w:r>
-    </w:p>
-    <w:p>
-      <w:pPr>
-        <w:pStyle w:val="BodyText"/>
-      </w:pPr>
-      <w:r>
-        <w:t>Angular velocity = 205.7°/s</w:t>
-      </w:r>
-    </w:p>
-    <w:p>
-      <w:pPr>
-        <w:pStyle w:val="BodyText"/>
-      </w:pPr>
-      <w:r>
-        <w:t>This means the final pulley ratio theoretically exceeds the 150°/s requirement. However, this should not be overclaimed as a fully validated result because the calculation assumes the motor can achieve the required speed under the actual inertia and load of the assembled robot. Therefore, the final report should state that the transmission has sufficient theoretical speed capability, while physical yaw speed testing is still required.</w:t>
-      </w:r>
-    </w:p>
-    <w:p>
-      <w:pPr>
-        <w:pStyle w:val="Heading3"/>
-      </w:pPr>
-      <w:bookmarkStart w:id="33" w:name="pulley-pitch-diameter-calculation"/>
-      <w:r>
-        <w:t>Pulley Pitch Diameter Calculation</w:t>
-      </w:r>
-    </w:p>
-    <w:p>
-      <w:pPr>
-        <w:pStyle w:val="FirstParagraph"/>
-      </w:pPr>
-      <w:r>
-        <w:t>The S8M belt has a pitch of 8 mm.</w:t>
-      </w:r>
-    </w:p>
-    <w:p>
-      <w:pPr>
-        <w:pStyle w:val="BodyText"/>
-      </w:pPr>
-      <w:r>
-        <w:t>For the 20-tooth pulley:</w:t>
-      </w:r>
-    </w:p>
-    <w:p>
-      <w:pPr>
-        <w:pStyle w:val="BodyText"/>
+      <w:r>
+        <w:t xml:space="preserve"> = 8 mm × 20 / π</w:t>
+      </w:r>
+    </w:p>
+    <w:p>
+      <w:pPr>
+        <w:pStyle w:val="BodyText"/>
+        <w:spacing w:before="0" w:after="0"/>
+        <w:ind w:left="720"/>
       </w:pPr>
       <w:proofErr w:type="spellStart"/>
       <w:r>
@@ -6505,73 +6715,59 @@
       </w:r>
       <w:proofErr w:type="spellEnd"/>
       <w:r>
+        <w:t xml:space="preserve"> = 50.93 mm</w:t>
+      </w:r>
+    </w:p>
+    <w:p>
+      <w:pPr>
+        <w:pStyle w:val="BodyText"/>
+        <w:spacing w:before="0" w:after="0"/>
+      </w:pPr>
+    </w:p>
+    <w:p>
+      <w:pPr>
+        <w:pStyle w:val="BodyText"/>
+        <w:spacing w:before="0" w:after="0"/>
+      </w:pPr>
+      <w:r>
+        <w:t>For the 70-tooth pulley:</w:t>
+      </w:r>
+    </w:p>
+    <w:p>
+      <w:pPr>
+        <w:pStyle w:val="BodyText"/>
+        <w:spacing w:before="0" w:after="0"/>
+        <w:ind w:left="720"/>
+      </w:pPr>
+      <w:proofErr w:type="spellStart"/>
+      <w:r>
+        <w:t>D_p</w:t>
+      </w:r>
+      <w:proofErr w:type="spellEnd"/>
+      <w:r>
         <w:t xml:space="preserve"> = pitch × teeth / π</w:t>
       </w:r>
     </w:p>
     <w:p>
       <w:pPr>
         <w:pStyle w:val="BodyText"/>
+        <w:spacing w:before="0" w:after="0"/>
+        <w:ind w:left="720"/>
       </w:pPr>
       <w:proofErr w:type="spellStart"/>
       <w:r>
-        <w:t>d_p</w:t>
+        <w:t>D_p</w:t>
       </w:r>
       <w:proofErr w:type="spellEnd"/>
       <w:r>
-        <w:t xml:space="preserve"> = 8 mm × 20 / π</w:t>
-      </w:r>
-    </w:p>
-    <w:p>
-      <w:pPr>
-        <w:pStyle w:val="BodyText"/>
-      </w:pPr>
-      <w:proofErr w:type="spellStart"/>
-      <w:r>
-        <w:t>d_p</w:t>
-      </w:r>
-      <w:proofErr w:type="spellEnd"/>
-      <w:r>
-        <w:t xml:space="preserve"> = 50.93 mm</w:t>
-      </w:r>
-    </w:p>
-    <w:p>
-      <w:pPr>
-        <w:pStyle w:val="BodyText"/>
-      </w:pPr>
-      <w:r>
-        <w:t>For the 70-tooth pulley:</w:t>
-      </w:r>
-    </w:p>
-    <w:p>
-      <w:pPr>
-        <w:pStyle w:val="BodyText"/>
-      </w:pPr>
-      <w:proofErr w:type="spellStart"/>
-      <w:r>
-        <w:lastRenderedPageBreak/>
-        <w:t>D_p</w:t>
-      </w:r>
-      <w:proofErr w:type="spellEnd"/>
-      <w:r>
-        <w:t xml:space="preserve"> = pitch × teeth / π</w:t>
-      </w:r>
-    </w:p>
-    <w:p>
-      <w:pPr>
-        <w:pStyle w:val="BodyText"/>
-      </w:pPr>
-      <w:proofErr w:type="spellStart"/>
-      <w:r>
-        <w:t>D_p</w:t>
-      </w:r>
-      <w:proofErr w:type="spellEnd"/>
-      <w:r>
         <w:t xml:space="preserve"> = 8 mm × 70 / π</w:t>
       </w:r>
     </w:p>
     <w:p>
       <w:pPr>
         <w:pStyle w:val="BodyText"/>
+        <w:spacing w:before="0" w:after="0"/>
+        <w:ind w:left="720"/>
       </w:pPr>
       <w:proofErr w:type="spellStart"/>
       <w:r>
@@ -6603,6 +6799,7 @@
     <w:p>
       <w:pPr>
         <w:pStyle w:val="FirstParagraph"/>
+        <w:spacing w:before="0" w:after="0"/>
       </w:pPr>
       <w:r>
         <w:t>The initial desired centre distance was estimated as:</w:t>
@@ -6611,6 +6808,8 @@
     <w:p>
       <w:pPr>
         <w:pStyle w:val="BodyText"/>
+        <w:spacing w:before="0" w:after="0"/>
+        <w:ind w:firstLine="720"/>
       </w:pPr>
       <w:r>
         <w:t>C’ = 286.18 mm</w:t>
@@ -6627,6 +6826,7 @@
     <w:p>
       <w:pPr>
         <w:pStyle w:val="BodyText"/>
+        <w:spacing w:before="0" w:after="0"/>
       </w:pPr>
       <w:r>
         <w:t>The theoretical belt length was calculated using:</w:t>
@@ -6635,6 +6835,8 @@
     <w:p>
       <w:pPr>
         <w:pStyle w:val="BodyText"/>
+        <w:spacing w:before="0" w:after="0"/>
+        <w:ind w:firstLine="720"/>
       </w:pPr>
       <w:proofErr w:type="spellStart"/>
       <w:r>
@@ -6693,6 +6895,7 @@
     <w:p>
       <w:pPr>
         <w:pStyle w:val="BodyText"/>
+        <w:spacing w:before="0" w:after="0"/>
       </w:pPr>
       <w:r>
         <w:t>Substituting:</w:t>
@@ -6701,6 +6904,8 @@
     <w:p>
       <w:pPr>
         <w:pStyle w:val="BodyText"/>
+        <w:spacing w:before="0" w:after="0"/>
+        <w:ind w:left="720"/>
       </w:pPr>
       <w:r>
         <w:t>C’ = 286.18 mm</w:t>
@@ -6709,6 +6914,8 @@
     <w:p>
       <w:pPr>
         <w:pStyle w:val="BodyText"/>
+        <w:spacing w:before="0" w:after="0"/>
+        <w:ind w:left="720"/>
       </w:pPr>
       <w:proofErr w:type="spellStart"/>
       <w:r>
@@ -6722,6 +6929,8 @@
     <w:p>
       <w:pPr>
         <w:pStyle w:val="BodyText"/>
+        <w:spacing w:before="0" w:after="0"/>
+        <w:ind w:left="720"/>
       </w:pPr>
       <w:proofErr w:type="spellStart"/>
       <w:r>
@@ -6735,6 +6944,8 @@
     <w:p>
       <w:pPr>
         <w:pStyle w:val="BodyText"/>
+        <w:spacing w:before="0" w:after="0"/>
+        <w:ind w:left="720"/>
       </w:pPr>
       <w:proofErr w:type="spellStart"/>
       <w:r>
@@ -6764,6 +6975,8 @@
     <w:p>
       <w:pPr>
         <w:pStyle w:val="BodyText"/>
+        <w:spacing w:before="0" w:after="0"/>
+        <w:ind w:left="720"/>
       </w:pPr>
       <w:proofErr w:type="spellStart"/>
       <w:r>
@@ -6779,6 +6992,7 @@
         <w:pStyle w:val="BodyText"/>
       </w:pPr>
       <w:r>
+        <w:lastRenderedPageBreak/>
         <w:t>Since timing belts are purchased in standard lengths, 946.5 mm could not be used directly. The next available standard length was selected:</w:t>
       </w:r>
     </w:p>
@@ -6801,6 +7015,7 @@
     <w:p>
       <w:pPr>
         <w:pStyle w:val="BodyText"/>
+        <w:spacing w:before="0" w:after="0"/>
       </w:pPr>
       <w:r>
         <w:t xml:space="preserve">b = 2L_p - </w:t>
@@ -6830,6 +7045,7 @@
     <w:p>
       <w:pPr>
         <w:pStyle w:val="BodyText"/>
+        <w:spacing w:before="0" w:after="0"/>
       </w:pPr>
       <w:r>
         <w:t xml:space="preserve">b = 2(952) - </w:t>
@@ -6846,6 +7062,7 @@
     <w:p>
       <w:pPr>
         <w:pStyle w:val="BodyText"/>
+        <w:spacing w:before="0" w:after="0"/>
       </w:pPr>
       <w:r>
         <w:t>b ≈ 1184.0</w:t>
@@ -6854,6 +7071,7 @@
     <w:p>
       <w:pPr>
         <w:pStyle w:val="BodyText"/>
+        <w:spacing w:before="0" w:after="0"/>
       </w:pPr>
       <w:r>
         <w:t xml:space="preserve">C = [b + </w:t>
@@ -6894,6 +7112,7 @@
     <w:p>
       <w:pPr>
         <w:pStyle w:val="BodyText"/>
+        <w:spacing w:before="0" w:after="0"/>
       </w:pPr>
       <w:r>
         <w:t>C ≈ 289.0 mm</w:t>
@@ -6920,6 +7139,7 @@
     <w:p>
       <w:pPr>
         <w:pStyle w:val="FirstParagraph"/>
+        <w:spacing w:before="0" w:after="0"/>
       </w:pPr>
       <w:r>
         <w:t>The belt design power was calculated by applying a service factor to the motor power:</w:t>
@@ -6928,6 +7148,8 @@
     <w:p>
       <w:pPr>
         <w:pStyle w:val="BodyText"/>
+        <w:spacing w:before="0" w:after="0"/>
+        <w:ind w:left="720"/>
       </w:pPr>
       <w:proofErr w:type="spellStart"/>
       <w:r>
@@ -6949,10 +7171,11 @@
     <w:p>
       <w:pPr>
         <w:pStyle w:val="BodyText"/>
+        <w:spacing w:before="0" w:after="0"/>
+        <w:ind w:left="720"/>
       </w:pPr>
       <w:proofErr w:type="spellStart"/>
       <w:r>
-        <w:lastRenderedPageBreak/>
         <w:t>P_d</w:t>
       </w:r>
       <w:proofErr w:type="spellEnd"/>
@@ -6963,6 +7186,8 @@
     <w:p>
       <w:pPr>
         <w:pStyle w:val="BodyText"/>
+        <w:spacing w:before="0" w:after="0"/>
+        <w:ind w:left="720"/>
       </w:pPr>
       <w:proofErr w:type="spellStart"/>
       <w:r>
@@ -6976,6 +7201,8 @@
     <w:p>
       <w:pPr>
         <w:pStyle w:val="BodyText"/>
+        <w:spacing w:before="0" w:after="0"/>
+        <w:ind w:left="720"/>
       </w:pPr>
       <w:proofErr w:type="spellStart"/>
       <w:r>
@@ -6989,6 +7216,7 @@
     <w:p>
       <w:pPr>
         <w:pStyle w:val="BodyText"/>
+        <w:spacing w:before="0" w:after="0"/>
       </w:pPr>
       <w:r>
         <w:t>The service factor of 2.2 accounts for start-stop transients, reversals, and shock disturbance from punching.</w:t>
@@ -6997,6 +7225,13 @@
     <w:p>
       <w:pPr>
         <w:pStyle w:val="BodyText"/>
+        <w:spacing w:before="0" w:after="0"/>
+      </w:pPr>
+    </w:p>
+    <w:p>
+      <w:pPr>
+        <w:pStyle w:val="BodyText"/>
+        <w:spacing w:before="0" w:after="0"/>
       </w:pPr>
       <w:r>
         <w:t xml:space="preserve">Using a reference transmission capacity of 1.176 kW, engagement correction coefficient </w:t>
@@ -7021,6 +7256,8 @@
     <w:p>
       <w:pPr>
         <w:pStyle w:val="BodyText"/>
+        <w:spacing w:before="0" w:after="0"/>
+        <w:ind w:left="720"/>
       </w:pPr>
       <w:proofErr w:type="spellStart"/>
       <w:r>
@@ -7063,6 +7300,8 @@
     <w:p>
       <w:pPr>
         <w:pStyle w:val="BodyText"/>
+        <w:spacing w:before="0" w:after="0"/>
+        <w:ind w:left="720"/>
       </w:pPr>
       <w:proofErr w:type="spellStart"/>
       <w:r>
@@ -7076,6 +7315,8 @@
     <w:p>
       <w:pPr>
         <w:pStyle w:val="BodyText"/>
+        <w:spacing w:before="0" w:after="0"/>
+        <w:ind w:left="720"/>
       </w:pPr>
       <w:proofErr w:type="spellStart"/>
       <w:r>
@@ -7124,6 +7365,7 @@
     <w:p>
       <w:pPr>
         <w:pStyle w:val="FirstParagraph"/>
+        <w:spacing w:before="0" w:after="0"/>
       </w:pPr>
       <w:r>
         <w:t>The target output speed is 25 rpm, corresponding to 150°/s.</w:t>
@@ -7132,6 +7374,7 @@
     <w:p>
       <w:pPr>
         <w:pStyle w:val="BodyText"/>
+        <w:spacing w:before="0" w:after="0"/>
       </w:pPr>
       <w:r>
         <w:t>The actual selected belt ratio is 3.5:1.</w:t>
@@ -7140,6 +7383,13 @@
     <w:p>
       <w:pPr>
         <w:pStyle w:val="BodyText"/>
+        <w:spacing w:before="0" w:after="0"/>
+      </w:pPr>
+    </w:p>
+    <w:p>
+      <w:pPr>
+        <w:pStyle w:val="BodyText"/>
+        <w:spacing w:before="0" w:after="0"/>
       </w:pPr>
       <w:r>
         <w:t>With the gearbox output speed of 120 rpm:</w:t>
@@ -7148,6 +7398,8 @@
     <w:p>
       <w:pPr>
         <w:pStyle w:val="BodyText"/>
+        <w:spacing w:before="0" w:after="0"/>
+        <w:ind w:left="720"/>
       </w:pPr>
       <w:proofErr w:type="spellStart"/>
       <w:r>
@@ -7161,6 +7413,8 @@
     <w:p>
       <w:pPr>
         <w:pStyle w:val="BodyText"/>
+        <w:spacing w:before="0" w:after="0"/>
+        <w:ind w:left="720"/>
       </w:pPr>
       <w:proofErr w:type="spellStart"/>
       <w:r>
@@ -7174,6 +7428,13 @@
     <w:p>
       <w:pPr>
         <w:pStyle w:val="BodyText"/>
+        <w:spacing w:before="0" w:after="0"/>
+      </w:pPr>
+    </w:p>
+    <w:p>
+      <w:pPr>
+        <w:pStyle w:val="BodyText"/>
+        <w:spacing w:before="0" w:after="0"/>
       </w:pPr>
       <w:r>
         <w:t>Convert to angular velocity:</w:t>
@@ -7182,6 +7443,8 @@
     <w:p>
       <w:pPr>
         <w:pStyle w:val="BodyText"/>
+        <w:spacing w:before="0" w:after="0"/>
+        <w:ind w:left="720"/>
       </w:pPr>
       <w:r>
         <w:t>ω = 34.3 × 360 / 60</w:t>
@@ -7190,6 +7453,8 @@
     <w:p>
       <w:pPr>
         <w:pStyle w:val="BodyText"/>
+        <w:spacing w:before="0" w:after="0"/>
+        <w:ind w:left="720"/>
       </w:pPr>
       <w:r>
         <w:t>ω = 205.7°/s</w:t>
@@ -7198,6 +7463,13 @@
     <w:p>
       <w:pPr>
         <w:pStyle w:val="BodyText"/>
+        <w:spacing w:before="0" w:after="0"/>
+      </w:pPr>
+    </w:p>
+    <w:p>
+      <w:pPr>
+        <w:pStyle w:val="BodyText"/>
+        <w:spacing w:before="0" w:after="0"/>
       </w:pPr>
       <w:r>
         <w:t>Since 205.7°/s is greater than 150°/s, the timing-belt drive has theoretical speed capability above the required yaw speed.</w:t>
@@ -7206,6 +7478,13 @@
     <w:p>
       <w:pPr>
         <w:pStyle w:val="BodyText"/>
+        <w:spacing w:before="0" w:after="0"/>
+      </w:pPr>
+    </w:p>
+    <w:p>
+      <w:pPr>
+        <w:pStyle w:val="BodyText"/>
+        <w:spacing w:before="0" w:after="0"/>
       </w:pPr>
       <w:r>
         <w:t>The theoretical time for a 90° rotation at 205.7°/s is:</w:t>
@@ -7214,6 +7493,8 @@
     <w:p>
       <w:pPr>
         <w:pStyle w:val="BodyText"/>
+        <w:spacing w:before="0" w:after="0"/>
+        <w:ind w:left="720"/>
       </w:pPr>
       <w:r>
         <w:t>t = 90° / 205.7°/s</w:t>
@@ -7222,6 +7503,8 @@
     <w:p>
       <w:pPr>
         <w:pStyle w:val="BodyText"/>
+        <w:spacing w:before="0" w:after="0"/>
+        <w:ind w:left="720"/>
       </w:pPr>
       <w:r>
         <w:t>t = 0.437 s</w:t>
@@ -7242,13 +7525,13 @@
       <w:bookmarkStart w:id="37" w:name="torque-margin-analysis"/>
       <w:bookmarkEnd w:id="36"/>
       <w:r>
-        <w:lastRenderedPageBreak/>
         <w:t>Torque Margin Analysis</w:t>
       </w:r>
     </w:p>
     <w:p>
       <w:pPr>
         <w:pStyle w:val="FirstParagraph"/>
+        <w:spacing w:before="0" w:after="0"/>
       </w:pPr>
       <w:r>
         <w:t>The motor gearbox output torque is approximately 32 Nm. With a 3.5:1 belt reduction, the theoretical output torque at the yaw stage is:</w:t>
@@ -7257,6 +7540,8 @@
     <w:p>
       <w:pPr>
         <w:pStyle w:val="BodyText"/>
+        <w:spacing w:before="0" w:after="0"/>
+        <w:ind w:left="720"/>
       </w:pPr>
       <w:proofErr w:type="spellStart"/>
       <w:r>
@@ -7270,6 +7555,8 @@
     <w:p>
       <w:pPr>
         <w:pStyle w:val="BodyText"/>
+        <w:spacing w:before="0" w:after="0"/>
+        <w:ind w:left="720"/>
       </w:pPr>
       <w:proofErr w:type="spellStart"/>
       <w:r>
@@ -7283,6 +7570,13 @@
     <w:p>
       <w:pPr>
         <w:pStyle w:val="BodyText"/>
+        <w:spacing w:before="0" w:after="0"/>
+      </w:pPr>
+    </w:p>
+    <w:p>
+      <w:pPr>
+        <w:pStyle w:val="BodyText"/>
+        <w:spacing w:before="0" w:after="0"/>
       </w:pPr>
       <w:r>
         <w:t>The estimated maximum stall rotation torque is approximately 102 Nm. On this basis, the theoretical torque margin is:</w:t>
@@ -7291,6 +7585,8 @@
     <w:p>
       <w:pPr>
         <w:pStyle w:val="BodyText"/>
+        <w:spacing w:before="0" w:after="0"/>
+        <w:ind w:left="720"/>
       </w:pPr>
       <w:r>
         <w:t>Torque margin = 112 Nm - 102 Nm</w:t>
@@ -7299,6 +7595,8 @@
     <w:p>
       <w:pPr>
         <w:pStyle w:val="BodyText"/>
+        <w:spacing w:before="0" w:after="0"/>
+        <w:ind w:left="720"/>
       </w:pPr>
       <w:r>
         <w:t>Torque margin = 10 Nm</w:t>
@@ -7315,6 +7613,7 @@
     <w:p>
       <w:pPr>
         <w:pStyle w:val="BodyText"/>
+        <w:spacing w:before="0" w:after="0"/>
       </w:pPr>
       <w:r>
         <w:t>However, the motor specification also lists an allowance torque of approximately 20 Nm. If this more conservative value is used:</w:t>
@@ -7323,6 +7622,8 @@
     <w:p>
       <w:pPr>
         <w:pStyle w:val="BodyText"/>
+        <w:spacing w:before="0" w:after="0"/>
+        <w:ind w:left="720"/>
       </w:pPr>
       <w:proofErr w:type="spellStart"/>
       <w:r>
@@ -7341,6 +7642,8 @@
     <w:p>
       <w:pPr>
         <w:pStyle w:val="BodyText"/>
+        <w:spacing w:before="0" w:after="0"/>
+        <w:ind w:left="720"/>
       </w:pPr>
       <w:proofErr w:type="spellStart"/>
       <w:r>
@@ -7393,6 +7696,7 @@
     <w:p>
       <w:pPr>
         <w:pStyle w:val="BodyText"/>
+        <w:spacing w:before="0" w:after="0"/>
       </w:pPr>
       <w:r>
         <w:t>The axial load is caused by the weight of the upper rotating assembly. Assuming an upper mass of approximately 25 kg:</w:t>
@@ -7401,6 +7705,8 @@
     <w:p>
       <w:pPr>
         <w:pStyle w:val="BodyText"/>
+        <w:spacing w:before="0" w:after="0"/>
+        <w:ind w:left="720"/>
       </w:pPr>
       <w:proofErr w:type="spellStart"/>
       <w:r>
@@ -7414,6 +7720,8 @@
     <w:p>
       <w:pPr>
         <w:pStyle w:val="BodyText"/>
+        <w:spacing w:before="0" w:after="0"/>
+        <w:ind w:left="720"/>
       </w:pPr>
       <w:proofErr w:type="spellStart"/>
       <w:r>
@@ -7427,6 +7735,8 @@
     <w:p>
       <w:pPr>
         <w:pStyle w:val="BodyText"/>
+        <w:spacing w:before="0" w:after="0"/>
+        <w:ind w:left="720"/>
       </w:pPr>
       <w:proofErr w:type="spellStart"/>
       <w:r>
@@ -7440,6 +7750,8 @@
     <w:p>
       <w:pPr>
         <w:pStyle w:val="BodyText"/>
+        <w:spacing w:before="0" w:after="0"/>
+        <w:ind w:left="720"/>
       </w:pPr>
       <w:proofErr w:type="spellStart"/>
       <w:r>
@@ -7453,6 +7765,13 @@
     <w:p>
       <w:pPr>
         <w:pStyle w:val="BodyText"/>
+        <w:spacing w:before="0" w:after="0"/>
+      </w:pPr>
+    </w:p>
+    <w:p>
+      <w:pPr>
+        <w:pStyle w:val="BodyText"/>
+        <w:spacing w:before="0" w:after="0"/>
       </w:pPr>
       <w:r>
         <w:t>The radial load is approximated using the structural design punch load. The characteristic punch load is taken as:</w:t>
@@ -7461,6 +7780,8 @@
     <w:p>
       <w:pPr>
         <w:pStyle w:val="BodyText"/>
+        <w:spacing w:before="0" w:after="0"/>
+        <w:ind w:firstLine="720"/>
       </w:pPr>
       <w:proofErr w:type="spellStart"/>
       <w:r>
@@ -7474,14 +7795,24 @@
     <w:p>
       <w:pPr>
         <w:pStyle w:val="BodyText"/>
-      </w:pPr>
-      <w:r>
+        <w:spacing w:before="0" w:after="0"/>
+      </w:pPr>
+    </w:p>
+    <w:p>
+      <w:pPr>
+        <w:pStyle w:val="BodyText"/>
+        <w:spacing w:before="0" w:after="0"/>
+      </w:pPr>
+      <w:r>
+        <w:lastRenderedPageBreak/>
         <w:t>A service factor of 1.5 is applied:</w:t>
       </w:r>
     </w:p>
     <w:p>
       <w:pPr>
         <w:pStyle w:val="BodyText"/>
+        <w:spacing w:before="0" w:after="0"/>
+        <w:ind w:left="720"/>
       </w:pPr>
       <w:proofErr w:type="spellStart"/>
       <w:r>
@@ -7495,10 +7826,11 @@
     <w:p>
       <w:pPr>
         <w:pStyle w:val="BodyText"/>
+        <w:spacing w:before="0" w:after="0"/>
+        <w:ind w:left="720"/>
       </w:pPr>
       <w:proofErr w:type="spellStart"/>
       <w:r>
-        <w:lastRenderedPageBreak/>
         <w:t>F_design</w:t>
       </w:r>
       <w:proofErr w:type="spellEnd"/>
@@ -7509,6 +7841,13 @@
     <w:p>
       <w:pPr>
         <w:pStyle w:val="BodyText"/>
+        <w:spacing w:before="0" w:after="0"/>
+      </w:pPr>
+    </w:p>
+    <w:p>
+      <w:pPr>
+        <w:pStyle w:val="BodyText"/>
+        <w:spacing w:before="0" w:after="0"/>
       </w:pPr>
       <w:r>
         <w:t>Therefore:</w:t>
@@ -7517,6 +7856,8 @@
     <w:p>
       <w:pPr>
         <w:pStyle w:val="BodyText"/>
+        <w:spacing w:before="0" w:after="0"/>
+        <w:ind w:firstLine="720"/>
       </w:pPr>
       <w:proofErr w:type="spellStart"/>
       <w:r>
@@ -7530,6 +7871,13 @@
     <w:p>
       <w:pPr>
         <w:pStyle w:val="BodyText"/>
+        <w:spacing w:before="0" w:after="0"/>
+      </w:pPr>
+    </w:p>
+    <w:p>
+      <w:pPr>
+        <w:pStyle w:val="BodyText"/>
+        <w:spacing w:before="0" w:after="0"/>
       </w:pPr>
       <w:r>
         <w:t>The tilting moment is the most critical structural load because the punch is applied above the bearing plane. Using an estimated vertical distance of 1.0 m from the yaw bearing to the punch impact region:</w:t>
@@ -7538,6 +7886,8 @@
     <w:p>
       <w:pPr>
         <w:pStyle w:val="BodyText"/>
+        <w:spacing w:before="0" w:after="0"/>
+        <w:ind w:firstLine="720"/>
       </w:pPr>
       <w:proofErr w:type="spellStart"/>
       <w:r>
@@ -7559,6 +7909,8 @@
     <w:p>
       <w:pPr>
         <w:pStyle w:val="BodyText"/>
+        <w:spacing w:before="0" w:after="0"/>
+        <w:ind w:left="720"/>
       </w:pPr>
       <w:proofErr w:type="spellStart"/>
       <w:r>
@@ -7572,6 +7924,8 @@
     <w:p>
       <w:pPr>
         <w:pStyle w:val="BodyText"/>
+        <w:spacing w:before="0" w:after="0"/>
+        <w:ind w:left="720"/>
       </w:pPr>
       <w:proofErr w:type="spellStart"/>
       <w:r>
@@ -7590,6 +7944,13 @@
     <w:p>
       <w:pPr>
         <w:pStyle w:val="BodyText"/>
+        <w:spacing w:before="0" w:after="0"/>
+      </w:pPr>
+    </w:p>
+    <w:p>
+      <w:pPr>
+        <w:pStyle w:val="BodyText"/>
+        <w:spacing w:before="0" w:after="0"/>
       </w:pPr>
       <w:r>
         <w:t>Therefore, the yaw support must be checked against at least:</w:t>
@@ -7598,28 +7959,62 @@
     <w:p>
       <w:pPr>
         <w:pStyle w:val="BodyText"/>
-      </w:pPr>
-      <w:r>
+        <w:spacing w:before="0" w:after="0"/>
+        <w:ind w:left="720"/>
+        <w:rPr>
+          <w:b/>
+          <w:bCs/>
+        </w:rPr>
+      </w:pPr>
+      <w:r>
+        <w:rPr>
+          <w:b/>
+          <w:bCs/>
+        </w:rPr>
         <w:t>Axial load: 0.25 kN</w:t>
       </w:r>
     </w:p>
     <w:p>
       <w:pPr>
         <w:pStyle w:val="BodyText"/>
-      </w:pPr>
-      <w:r>
+        <w:spacing w:before="0" w:after="0"/>
+        <w:ind w:left="720"/>
+        <w:rPr>
+          <w:b/>
+          <w:bCs/>
+        </w:rPr>
+      </w:pPr>
+      <w:r>
+        <w:rPr>
+          <w:b/>
+          <w:bCs/>
+        </w:rPr>
         <w:t>Radial load: 2.7 kN</w:t>
       </w:r>
     </w:p>
     <w:p>
       <w:pPr>
         <w:pStyle w:val="BodyText"/>
-      </w:pPr>
-      <w:r>
+        <w:spacing w:before="0" w:after="0"/>
+        <w:ind w:left="720"/>
+        <w:rPr>
+          <w:b/>
+          <w:bCs/>
+        </w:rPr>
+      </w:pPr>
+      <w:r>
+        <w:rPr>
+          <w:b/>
+          <w:bCs/>
+        </w:rPr>
         <w:t xml:space="preserve">Tilting moment: 2.7 </w:t>
       </w:r>
       <w:proofErr w:type="spellStart"/>
       <w:r>
+        <w:rPr>
+          <w:b/>
+          <w:bCs/>
+        </w:rPr>
         <w:t>kNm</w:t>
       </w:r>
       <w:proofErr w:type="spellEnd"/>
@@ -7661,6 +8056,7 @@
     <w:p>
       <w:pPr>
         <w:pStyle w:val="BodyText"/>
+        <w:spacing w:before="0" w:after="0"/>
       </w:pPr>
       <w:r>
         <w:t>For a given overturning moment:</w:t>
@@ -7669,6 +8065,8 @@
     <w:p>
       <w:pPr>
         <w:pStyle w:val="BodyText"/>
+        <w:spacing w:before="0" w:after="0"/>
+        <w:ind w:firstLine="720"/>
       </w:pPr>
       <w:r>
         <w:t>M = F × r</w:t>
@@ -7938,6 +8336,7 @@
     <w:p>
       <w:pPr>
         <w:pStyle w:val="BodyText"/>
+        <w:spacing w:after="0"/>
       </w:pPr>
       <w:r>
         <w:t xml:space="preserve">The </w:t>
@@ -8054,7 +8453,7 @@
         <w:pStyle w:val="Compact"/>
         <w:numPr>
           <w:ilvl w:val="0"/>
-          <w:numId w:val="2"/>
+          <w:numId w:val="12"/>
         </w:numPr>
         <w:jc w:val="left"/>
       </w:pPr>
@@ -8067,7 +8466,7 @@
         <w:pStyle w:val="Compact"/>
         <w:numPr>
           <w:ilvl w:val="0"/>
-          <w:numId w:val="2"/>
+          <w:numId w:val="12"/>
         </w:numPr>
         <w:jc w:val="left"/>
       </w:pPr>
@@ -8080,7 +8479,7 @@
         <w:pStyle w:val="Compact"/>
         <w:numPr>
           <w:ilvl w:val="0"/>
-          <w:numId w:val="2"/>
+          <w:numId w:val="12"/>
         </w:numPr>
         <w:jc w:val="left"/>
       </w:pPr>
@@ -10249,7 +10648,6 @@
               <w:jc w:val="left"/>
             </w:pPr>
             <w:r>
-              <w:lastRenderedPageBreak/>
               <w:t>Transport validation result</w:t>
             </w:r>
           </w:p>
@@ -10655,6 +11053,7 @@
     <w:p>
       <w:pPr>
         <w:pStyle w:val="BodyText"/>
+        <w:spacing w:before="0" w:after="0"/>
       </w:pPr>
       <w:r>
         <w:t>The design condition is:</w:t>
@@ -10663,6 +11062,7 @@
     <w:p>
       <w:pPr>
         <w:pStyle w:val="BodyText"/>
+        <w:spacing w:before="0" w:after="0"/>
       </w:pPr>
       <w:proofErr w:type="spellStart"/>
       <w:r>
@@ -10676,6 +11076,7 @@
     <w:p>
       <w:pPr>
         <w:pStyle w:val="BodyText"/>
+        <w:spacing w:before="0" w:after="0"/>
       </w:pPr>
       <w:r>
         <w:t>or:</w:t>
@@ -10684,6 +11085,7 @@
     <w:p>
       <w:pPr>
         <w:pStyle w:val="BodyText"/>
+        <w:spacing w:before="0" w:after="0"/>
       </w:pPr>
       <w:proofErr w:type="spellStart"/>
       <w:r>
@@ -10722,6 +11124,7 @@
     <w:p>
       <w:pPr>
         <w:pStyle w:val="BodyText"/>
+        <w:spacing w:after="0"/>
       </w:pPr>
       <w:r>
         <w:t xml:space="preserve">The </w:t>
@@ -10829,23 +11232,24 @@
       <w:bookmarkStart w:id="47" w:name="X8338dc4d0dcaa0a00b6c960bf9423a24634237a"/>
       <w:bookmarkEnd w:id="46"/>
       <w:r>
+        <w:t>Why the Base Transitioned from Wooden Board to Welded Steel Frame</w:t>
+      </w:r>
+    </w:p>
+    <w:p>
+      <w:pPr>
+        <w:pStyle w:val="FirstParagraph"/>
+      </w:pPr>
+      <w:r>
+        <w:t>The first fair-stage base used a 1220 mm × 580 mm wooden board. This was selected because it was immediately available and allowed the team to assemble and demonstrate the robot safely within the project timeline. It was suitable for early deployment, but not for final engineering use.</w:t>
+      </w:r>
+    </w:p>
+    <w:p>
+      <w:pPr>
+        <w:pStyle w:val="BodyText"/>
+        <w:spacing w:after="0"/>
+      </w:pPr>
+      <w:r>
         <w:lastRenderedPageBreak/>
-        <w:t>Why the Base Transitioned from Wooden Board to Welded Steel Frame</w:t>
-      </w:r>
-    </w:p>
-    <w:p>
-      <w:pPr>
-        <w:pStyle w:val="FirstParagraph"/>
-      </w:pPr>
-      <w:r>
-        <w:t>The first fair-stage base used a 1220 mm × 580 mm wooden board. This was selected because it was immediately available and allowed the team to assemble and demonstrate the robot safely within the project timeline. It was suitable for early deployment, but not for final engineering use.</w:t>
-      </w:r>
-    </w:p>
-    <w:p>
-      <w:pPr>
-        <w:pStyle w:val="BodyText"/>
-      </w:pPr>
-      <w:r>
         <w:t>The wooden board had several limitations:</w:t>
       </w:r>
     </w:p>
@@ -10854,7 +11258,7 @@
         <w:pStyle w:val="Compact"/>
         <w:numPr>
           <w:ilvl w:val="0"/>
-          <w:numId w:val="2"/>
+          <w:numId w:val="11"/>
         </w:numPr>
         <w:jc w:val="left"/>
       </w:pPr>
@@ -10867,7 +11271,7 @@
         <w:pStyle w:val="Compact"/>
         <w:numPr>
           <w:ilvl w:val="0"/>
-          <w:numId w:val="2"/>
+          <w:numId w:val="11"/>
         </w:numPr>
         <w:jc w:val="left"/>
       </w:pPr>
@@ -10880,7 +11284,7 @@
         <w:pStyle w:val="Compact"/>
         <w:numPr>
           <w:ilvl w:val="0"/>
-          <w:numId w:val="2"/>
+          <w:numId w:val="11"/>
         </w:numPr>
         <w:jc w:val="left"/>
       </w:pPr>
@@ -10893,7 +11297,7 @@
         <w:pStyle w:val="Compact"/>
         <w:numPr>
           <w:ilvl w:val="0"/>
-          <w:numId w:val="2"/>
+          <w:numId w:val="11"/>
         </w:numPr>
         <w:jc w:val="left"/>
       </w:pPr>
@@ -10906,7 +11310,7 @@
         <w:pStyle w:val="Compact"/>
         <w:numPr>
           <w:ilvl w:val="0"/>
-          <w:numId w:val="2"/>
+          <w:numId w:val="11"/>
         </w:numPr>
         <w:jc w:val="left"/>
       </w:pPr>
@@ -10919,7 +11323,7 @@
         <w:pStyle w:val="Compact"/>
         <w:numPr>
           <w:ilvl w:val="0"/>
-          <w:numId w:val="2"/>
+          <w:numId w:val="11"/>
         </w:numPr>
         <w:jc w:val="left"/>
       </w:pPr>
@@ -11031,12 +11435,11 @@
         <w:pStyle w:val="Compact"/>
         <w:numPr>
           <w:ilvl w:val="0"/>
-          <w:numId w:val="2"/>
+          <w:numId w:val="10"/>
         </w:numPr>
         <w:jc w:val="left"/>
       </w:pPr>
       <w:r>
-        <w:lastRenderedPageBreak/>
         <w:t>It allows the plate faces to be machined or controlled more accurately.</w:t>
       </w:r>
     </w:p>
@@ -11045,7 +11448,7 @@
         <w:pStyle w:val="Compact"/>
         <w:numPr>
           <w:ilvl w:val="0"/>
-          <w:numId w:val="2"/>
+          <w:numId w:val="10"/>
         </w:numPr>
         <w:jc w:val="left"/>
       </w:pPr>
@@ -11058,7 +11461,7 @@
         <w:pStyle w:val="Compact"/>
         <w:numPr>
           <w:ilvl w:val="0"/>
-          <w:numId w:val="2"/>
+          <w:numId w:val="10"/>
         </w:numPr>
         <w:jc w:val="left"/>
       </w:pPr>
@@ -11071,7 +11474,7 @@
         <w:pStyle w:val="Compact"/>
         <w:numPr>
           <w:ilvl w:val="0"/>
-          <w:numId w:val="2"/>
+          <w:numId w:val="10"/>
         </w:numPr>
         <w:jc w:val="left"/>
       </w:pPr>
@@ -11084,6 +11487,7 @@
         <w:pStyle w:val="FirstParagraph"/>
       </w:pPr>
       <w:r>
+        <w:lastRenderedPageBreak/>
         <w:t xml:space="preserve">If the final fabricated part is the </w:t>
       </w:r>
       <w:proofErr w:type="gramStart"/>
@@ -13635,6 +14039,92 @@
     </w:lvl>
   </w:abstractNum>
   <w:abstractNum w:abstractNumId="3" w15:restartNumberingAfterBreak="0">
+    <w:nsid w:val="30BE2E70"/>
+    <w:multiLevelType w:val="multilevel"/>
+    <w:tmpl w:val="DC2E603E"/>
+    <w:lvl w:ilvl="0">
+      <w:start w:val="1"/>
+      <w:numFmt w:val="decimal"/>
+      <w:lvlText w:val="%1."/>
+      <w:lvlJc w:val="left"/>
+      <w:pPr>
+        <w:ind w:left="720" w:hanging="360"/>
+      </w:pPr>
+    </w:lvl>
+    <w:lvl w:ilvl="1">
+      <w:start w:val="1"/>
+      <w:numFmt w:val="decimal"/>
+      <w:lvlText w:val="%2."/>
+      <w:lvlJc w:val="left"/>
+      <w:pPr>
+        <w:ind w:left="1440" w:hanging="360"/>
+      </w:pPr>
+    </w:lvl>
+    <w:lvl w:ilvl="2">
+      <w:start w:val="1"/>
+      <w:numFmt w:val="decimal"/>
+      <w:lvlText w:val="%3."/>
+      <w:lvlJc w:val="left"/>
+      <w:pPr>
+        <w:ind w:left="2160" w:hanging="360"/>
+      </w:pPr>
+    </w:lvl>
+    <w:lvl w:ilvl="3">
+      <w:start w:val="1"/>
+      <w:numFmt w:val="decimal"/>
+      <w:lvlText w:val="%4."/>
+      <w:lvlJc w:val="left"/>
+      <w:pPr>
+        <w:ind w:left="2880" w:hanging="360"/>
+      </w:pPr>
+    </w:lvl>
+    <w:lvl w:ilvl="4">
+      <w:start w:val="1"/>
+      <w:numFmt w:val="decimal"/>
+      <w:lvlText w:val="%5."/>
+      <w:lvlJc w:val="left"/>
+      <w:pPr>
+        <w:ind w:left="3600" w:hanging="360"/>
+      </w:pPr>
+    </w:lvl>
+    <w:lvl w:ilvl="5">
+      <w:start w:val="1"/>
+      <w:numFmt w:val="decimal"/>
+      <w:lvlText w:val="%6."/>
+      <w:lvlJc w:val="left"/>
+      <w:pPr>
+        <w:ind w:left="4320" w:hanging="360"/>
+      </w:pPr>
+    </w:lvl>
+    <w:lvl w:ilvl="6">
+      <w:start w:val="1"/>
+      <w:numFmt w:val="decimal"/>
+      <w:lvlText w:val="%7."/>
+      <w:lvlJc w:val="left"/>
+      <w:pPr>
+        <w:ind w:left="5040" w:hanging="360"/>
+      </w:pPr>
+    </w:lvl>
+    <w:lvl w:ilvl="7">
+      <w:start w:val="1"/>
+      <w:numFmt w:val="decimal"/>
+      <w:lvlText w:val="%8."/>
+      <w:lvlJc w:val="left"/>
+      <w:pPr>
+        <w:ind w:left="5760" w:hanging="360"/>
+      </w:pPr>
+    </w:lvl>
+    <w:lvl w:ilvl="8">
+      <w:start w:val="1"/>
+      <w:numFmt w:val="decimal"/>
+      <w:lvlText w:val="%9."/>
+      <w:lvlJc w:val="left"/>
+      <w:pPr>
+        <w:ind w:left="6480" w:hanging="360"/>
+      </w:pPr>
+    </w:lvl>
+  </w:abstractNum>
+  <w:abstractNum w:abstractNumId="4" w15:restartNumberingAfterBreak="0">
     <w:nsid w:val="45A6337A"/>
     <w:multiLevelType w:val="multilevel"/>
     <w:tmpl w:val="DC2E603E"/>
@@ -13720,8 +14210,266 @@
       </w:pPr>
     </w:lvl>
   </w:abstractNum>
-  <w:abstractNum w:abstractNumId="4" w15:restartNumberingAfterBreak="0">
+  <w:abstractNum w:abstractNumId="5" w15:restartNumberingAfterBreak="0">
     <w:nsid w:val="5C2C44CA"/>
+    <w:multiLevelType w:val="multilevel"/>
+    <w:tmpl w:val="DC2E603E"/>
+    <w:lvl w:ilvl="0">
+      <w:start w:val="1"/>
+      <w:numFmt w:val="decimal"/>
+      <w:lvlText w:val="%1."/>
+      <w:lvlJc w:val="left"/>
+      <w:pPr>
+        <w:ind w:left="720" w:hanging="360"/>
+      </w:pPr>
+    </w:lvl>
+    <w:lvl w:ilvl="1">
+      <w:start w:val="1"/>
+      <w:numFmt w:val="decimal"/>
+      <w:lvlText w:val="%2."/>
+      <w:lvlJc w:val="left"/>
+      <w:pPr>
+        <w:ind w:left="1440" w:hanging="360"/>
+      </w:pPr>
+    </w:lvl>
+    <w:lvl w:ilvl="2">
+      <w:start w:val="1"/>
+      <w:numFmt w:val="decimal"/>
+      <w:lvlText w:val="%3."/>
+      <w:lvlJc w:val="left"/>
+      <w:pPr>
+        <w:ind w:left="2160" w:hanging="360"/>
+      </w:pPr>
+    </w:lvl>
+    <w:lvl w:ilvl="3">
+      <w:start w:val="1"/>
+      <w:numFmt w:val="decimal"/>
+      <w:lvlText w:val="%4."/>
+      <w:lvlJc w:val="left"/>
+      <w:pPr>
+        <w:ind w:left="2880" w:hanging="360"/>
+      </w:pPr>
+    </w:lvl>
+    <w:lvl w:ilvl="4">
+      <w:start w:val="1"/>
+      <w:numFmt w:val="decimal"/>
+      <w:lvlText w:val="%5."/>
+      <w:lvlJc w:val="left"/>
+      <w:pPr>
+        <w:ind w:left="3600" w:hanging="360"/>
+      </w:pPr>
+    </w:lvl>
+    <w:lvl w:ilvl="5">
+      <w:start w:val="1"/>
+      <w:numFmt w:val="decimal"/>
+      <w:lvlText w:val="%6."/>
+      <w:lvlJc w:val="left"/>
+      <w:pPr>
+        <w:ind w:left="4320" w:hanging="360"/>
+      </w:pPr>
+    </w:lvl>
+    <w:lvl w:ilvl="6">
+      <w:start w:val="1"/>
+      <w:numFmt w:val="decimal"/>
+      <w:lvlText w:val="%7."/>
+      <w:lvlJc w:val="left"/>
+      <w:pPr>
+        <w:ind w:left="5040" w:hanging="360"/>
+      </w:pPr>
+    </w:lvl>
+    <w:lvl w:ilvl="7">
+      <w:start w:val="1"/>
+      <w:numFmt w:val="decimal"/>
+      <w:lvlText w:val="%8."/>
+      <w:lvlJc w:val="left"/>
+      <w:pPr>
+        <w:ind w:left="5760" w:hanging="360"/>
+      </w:pPr>
+    </w:lvl>
+    <w:lvl w:ilvl="8">
+      <w:start w:val="1"/>
+      <w:numFmt w:val="decimal"/>
+      <w:lvlText w:val="%9."/>
+      <w:lvlJc w:val="left"/>
+      <w:pPr>
+        <w:ind w:left="6480" w:hanging="360"/>
+      </w:pPr>
+    </w:lvl>
+  </w:abstractNum>
+  <w:abstractNum w:abstractNumId="6" w15:restartNumberingAfterBreak="0">
+    <w:nsid w:val="7483171D"/>
+    <w:multiLevelType w:val="multilevel"/>
+    <w:tmpl w:val="DC2E603E"/>
+    <w:lvl w:ilvl="0">
+      <w:start w:val="1"/>
+      <w:numFmt w:val="decimal"/>
+      <w:lvlText w:val="%1."/>
+      <w:lvlJc w:val="left"/>
+      <w:pPr>
+        <w:ind w:left="720" w:hanging="360"/>
+      </w:pPr>
+    </w:lvl>
+    <w:lvl w:ilvl="1">
+      <w:start w:val="1"/>
+      <w:numFmt w:val="decimal"/>
+      <w:lvlText w:val="%2."/>
+      <w:lvlJc w:val="left"/>
+      <w:pPr>
+        <w:ind w:left="1440" w:hanging="360"/>
+      </w:pPr>
+    </w:lvl>
+    <w:lvl w:ilvl="2">
+      <w:start w:val="1"/>
+      <w:numFmt w:val="decimal"/>
+      <w:lvlText w:val="%3."/>
+      <w:lvlJc w:val="left"/>
+      <w:pPr>
+        <w:ind w:left="2160" w:hanging="360"/>
+      </w:pPr>
+    </w:lvl>
+    <w:lvl w:ilvl="3">
+      <w:start w:val="1"/>
+      <w:numFmt w:val="decimal"/>
+      <w:lvlText w:val="%4."/>
+      <w:lvlJc w:val="left"/>
+      <w:pPr>
+        <w:ind w:left="2880" w:hanging="360"/>
+      </w:pPr>
+    </w:lvl>
+    <w:lvl w:ilvl="4">
+      <w:start w:val="1"/>
+      <w:numFmt w:val="decimal"/>
+      <w:lvlText w:val="%5."/>
+      <w:lvlJc w:val="left"/>
+      <w:pPr>
+        <w:ind w:left="3600" w:hanging="360"/>
+      </w:pPr>
+    </w:lvl>
+    <w:lvl w:ilvl="5">
+      <w:start w:val="1"/>
+      <w:numFmt w:val="decimal"/>
+      <w:lvlText w:val="%6."/>
+      <w:lvlJc w:val="left"/>
+      <w:pPr>
+        <w:ind w:left="4320" w:hanging="360"/>
+      </w:pPr>
+    </w:lvl>
+    <w:lvl w:ilvl="6">
+      <w:start w:val="1"/>
+      <w:numFmt w:val="decimal"/>
+      <w:lvlText w:val="%7."/>
+      <w:lvlJc w:val="left"/>
+      <w:pPr>
+        <w:ind w:left="5040" w:hanging="360"/>
+      </w:pPr>
+    </w:lvl>
+    <w:lvl w:ilvl="7">
+      <w:start w:val="1"/>
+      <w:numFmt w:val="decimal"/>
+      <w:lvlText w:val="%8."/>
+      <w:lvlJc w:val="left"/>
+      <w:pPr>
+        <w:ind w:left="5760" w:hanging="360"/>
+      </w:pPr>
+    </w:lvl>
+    <w:lvl w:ilvl="8">
+      <w:start w:val="1"/>
+      <w:numFmt w:val="decimal"/>
+      <w:lvlText w:val="%9."/>
+      <w:lvlJc w:val="left"/>
+      <w:pPr>
+        <w:ind w:left="6480" w:hanging="360"/>
+      </w:pPr>
+    </w:lvl>
+  </w:abstractNum>
+  <w:abstractNum w:abstractNumId="7" w15:restartNumberingAfterBreak="0">
+    <w:nsid w:val="7707283C"/>
+    <w:multiLevelType w:val="multilevel"/>
+    <w:tmpl w:val="DC2E603E"/>
+    <w:lvl w:ilvl="0">
+      <w:start w:val="1"/>
+      <w:numFmt w:val="decimal"/>
+      <w:lvlText w:val="%1."/>
+      <w:lvlJc w:val="left"/>
+      <w:pPr>
+        <w:ind w:left="720" w:hanging="360"/>
+      </w:pPr>
+    </w:lvl>
+    <w:lvl w:ilvl="1">
+      <w:start w:val="1"/>
+      <w:numFmt w:val="decimal"/>
+      <w:lvlText w:val="%2."/>
+      <w:lvlJc w:val="left"/>
+      <w:pPr>
+        <w:ind w:left="1440" w:hanging="360"/>
+      </w:pPr>
+    </w:lvl>
+    <w:lvl w:ilvl="2">
+      <w:start w:val="1"/>
+      <w:numFmt w:val="decimal"/>
+      <w:lvlText w:val="%3."/>
+      <w:lvlJc w:val="left"/>
+      <w:pPr>
+        <w:ind w:left="2160" w:hanging="360"/>
+      </w:pPr>
+    </w:lvl>
+    <w:lvl w:ilvl="3">
+      <w:start w:val="1"/>
+      <w:numFmt w:val="decimal"/>
+      <w:lvlText w:val="%4."/>
+      <w:lvlJc w:val="left"/>
+      <w:pPr>
+        <w:ind w:left="2880" w:hanging="360"/>
+      </w:pPr>
+    </w:lvl>
+    <w:lvl w:ilvl="4">
+      <w:start w:val="1"/>
+      <w:numFmt w:val="decimal"/>
+      <w:lvlText w:val="%5."/>
+      <w:lvlJc w:val="left"/>
+      <w:pPr>
+        <w:ind w:left="3600" w:hanging="360"/>
+      </w:pPr>
+    </w:lvl>
+    <w:lvl w:ilvl="5">
+      <w:start w:val="1"/>
+      <w:numFmt w:val="decimal"/>
+      <w:lvlText w:val="%6."/>
+      <w:lvlJc w:val="left"/>
+      <w:pPr>
+        <w:ind w:left="4320" w:hanging="360"/>
+      </w:pPr>
+    </w:lvl>
+    <w:lvl w:ilvl="6">
+      <w:start w:val="1"/>
+      <w:numFmt w:val="decimal"/>
+      <w:lvlText w:val="%7."/>
+      <w:lvlJc w:val="left"/>
+      <w:pPr>
+        <w:ind w:left="5040" w:hanging="360"/>
+      </w:pPr>
+    </w:lvl>
+    <w:lvl w:ilvl="7">
+      <w:start w:val="1"/>
+      <w:numFmt w:val="decimal"/>
+      <w:lvlText w:val="%8."/>
+      <w:lvlJc w:val="left"/>
+      <w:pPr>
+        <w:ind w:left="5760" w:hanging="360"/>
+      </w:pPr>
+    </w:lvl>
+    <w:lvl w:ilvl="8">
+      <w:start w:val="1"/>
+      <w:numFmt w:val="decimal"/>
+      <w:lvlText w:val="%9."/>
+      <w:lvlJc w:val="left"/>
+      <w:pPr>
+        <w:ind w:left="6480" w:hanging="360"/>
+      </w:pPr>
+    </w:lvl>
+  </w:abstractNum>
+  <w:abstractNum w:abstractNumId="8" w15:restartNumberingAfterBreak="0">
+    <w:nsid w:val="77A7238B"/>
     <w:multiLevelType w:val="multilevel"/>
     <w:tmpl w:val="DC2E603E"/>
     <w:lvl w:ilvl="0">
@@ -13936,10 +14684,22 @@
     <w:abstractNumId w:val="1"/>
   </w:num>
   <w:num w:numId="8" w16cid:durableId="2111074346">
+    <w:abstractNumId w:val="4"/>
+  </w:num>
+  <w:num w:numId="9" w16cid:durableId="1129320709">
+    <w:abstractNumId w:val="5"/>
+  </w:num>
+  <w:num w:numId="10" w16cid:durableId="1191140786">
     <w:abstractNumId w:val="3"/>
   </w:num>
-  <w:num w:numId="9" w16cid:durableId="1129320709">
-    <w:abstractNumId w:val="4"/>
+  <w:num w:numId="11" w16cid:durableId="1113981720">
+    <w:abstractNumId w:val="8"/>
+  </w:num>
+  <w:num w:numId="12" w16cid:durableId="1724677892">
+    <w:abstractNumId w:val="6"/>
+  </w:num>
+  <w:num w:numId="13" w16cid:durableId="985011682">
+    <w:abstractNumId w:val="7"/>
   </w:num>
 </w:numbering>
 </file>
